--- a/assets/rehberlik/donem.docx
+++ b/assets/rehberlik/donem.docx
@@ -520,6 +520,40 @@
           <w:b/>
         </w:rPr>
       </w:pPr>
+    </w:p>
+    <w:p>
+      <w:pPr>
+        <w:keepNext/>
+        <w:tabs>
+          <w:tab w:val="left" w:pos="5670"/>
+        </w:tabs>
+        <w:jc w:val="left"/>
+      </w:pPr>
+      <w:r>
+        <w:rPr>
+          <w:b/>
+        </w:rPr>
+        <w:t xml:space="preserve"/>
+        <w:tab/>
+        <w:t xml:space="preserve">OLUR</w:t>
+      </w:r>
+    </w:p>
+    <w:p>
+      <w:pPr>
+        <w:keepNext/>
+        <w:tabs>
+          <w:tab w:val="left" w:pos="5670"/>
+        </w:tabs>
+        <w:jc w:val="left"/>
+      </w:pPr>
+      <w:r>
+        <w:rPr>
+          <w:b/>
+        </w:rPr>
+        <w:t xml:space="preserve"/>
+        <w:tab/>
+        <w:t xml:space="preserve">{{TARIH}}</w:t>
+      </w:r>
     </w:p>
     <w:p>
       <w:pPr>
